--- a/fuentes/CF1_93510381_DI.docx
+++ b/fuentes/CF1_93510381_DI.docx
@@ -1673,14 +1673,34 @@
           <w:ilvl w:val="0"/>
           <w:numId w:val="52"/>
         </w:numPr>
-      </w:pPr>
-      <w:r>
-        <w:t xml:space="preserve">La resistencia tiene una relación directa con la longitud e indirecta con la finura. En un material textil con menor longitud, tendrá menor resistencia (fibras celulósicas y </w:t>
-      </w:r>
-      <w:r>
+        <w:rPr/>
+      </w:pPr>
+      <w:r>
+        <w:rPr/>
+        <w:t xml:space="preserve">La resistencia tiene una relación directa con la longitud e indirecta con la finura. </w:t>
+      </w:r>
+      <w:r>
+        <w:rPr/>
+        <w:t>U</w:t>
+      </w:r>
+      <w:r>
+        <w:rPr/>
+        <w:t xml:space="preserve">n material textil con menor </w:t>
+      </w:r>
+      <w:r>
+        <w:rPr/>
+        <w:t>longitud</w:t>
+      </w:r>
+      <w:r>
+        <w:rPr/>
+        <w:t xml:space="preserve"> tendrá menor resistencia (fibras celulósicas y </w:t>
+      </w:r>
+      <w:r>
+        <w:rPr/>
         <w:t>proteicas</w:t>
       </w:r>
       <w:r>
+        <w:rPr/>
         <w:t>).</w:t>
       </w:r>
     </w:p>
@@ -2003,15 +2023,31 @@
           <w:ilvl w:val="0"/>
           <w:numId w:val="49"/>
         </w:numPr>
-      </w:pPr>
-      <w:r>
-        <w:rPr>
-          <w:b/>
-          <w:bCs/>
-        </w:rPr>
-        <w:t>Reino Animal:</w:t>
-      </w:r>
-      <w:r>
+        <w:rPr/>
+      </w:pPr>
+      <w:r>
+        <w:rPr>
+          <w:b w:val="1"/>
+          <w:bCs w:val="1"/>
+        </w:rPr>
+        <w:t xml:space="preserve">Reino </w:t>
+      </w:r>
+      <w:r>
+        <w:rPr>
+          <w:b w:val="1"/>
+          <w:bCs w:val="1"/>
+        </w:rPr>
+        <w:t>a</w:t>
+      </w:r>
+      <w:r>
+        <w:rPr>
+          <w:b w:val="1"/>
+          <w:bCs w:val="1"/>
+        </w:rPr>
+        <w:t>nimal:</w:t>
+      </w:r>
+      <w:r>
+        <w:rPr/>
         <w:t xml:space="preserve"> incluye fibras como algodón, lino, fique o yute, ramio, sisal y cáñamo.</w:t>
       </w:r>
     </w:p>
@@ -2021,15 +2057,31 @@
           <w:ilvl w:val="0"/>
           <w:numId w:val="49"/>
         </w:numPr>
-      </w:pPr>
-      <w:r>
-        <w:rPr>
-          <w:b/>
-          <w:bCs/>
-        </w:rPr>
-        <w:t>Reino Vegetal:</w:t>
-      </w:r>
-      <w:r>
+        <w:rPr/>
+      </w:pPr>
+      <w:r>
+        <w:rPr>
+          <w:b w:val="1"/>
+          <w:bCs w:val="1"/>
+        </w:rPr>
+        <w:t xml:space="preserve">Reino </w:t>
+      </w:r>
+      <w:r>
+        <w:rPr>
+          <w:b w:val="1"/>
+          <w:bCs w:val="1"/>
+        </w:rPr>
+        <w:t>v</w:t>
+      </w:r>
+      <w:r>
+        <w:rPr>
+          <w:b w:val="1"/>
+          <w:bCs w:val="1"/>
+        </w:rPr>
+        <w:t>egetal:</w:t>
+      </w:r>
+      <w:r>
+        <w:rPr/>
         <w:t xml:space="preserve"> también comprende fibras como algodón, lino, fique o yute, ramio, sisal y cáñamo.</w:t>
       </w:r>
     </w:p>
@@ -2039,15 +2091,31 @@
           <w:ilvl w:val="0"/>
           <w:numId w:val="49"/>
         </w:numPr>
-      </w:pPr>
-      <w:r>
-        <w:rPr>
-          <w:b/>
-          <w:bCs/>
-        </w:rPr>
-        <w:t>Reino Mineral:</w:t>
-      </w:r>
-      <w:r>
+        <w:rPr/>
+      </w:pPr>
+      <w:r>
+        <w:rPr>
+          <w:b w:val="1"/>
+          <w:bCs w:val="1"/>
+        </w:rPr>
+        <w:t xml:space="preserve">Reino </w:t>
+      </w:r>
+      <w:r>
+        <w:rPr>
+          <w:b w:val="1"/>
+          <w:bCs w:val="1"/>
+        </w:rPr>
+        <w:t>m</w:t>
+      </w:r>
+      <w:r>
+        <w:rPr>
+          <w:b w:val="1"/>
+          <w:bCs w:val="1"/>
+        </w:rPr>
+        <w:t>ineral:</w:t>
+      </w:r>
+      <w:r>
+        <w:rPr/>
         <w:t xml:space="preserve"> abarca materiales como asbesto, metales preciosos como plata y oro, y fibra de vidrio.</w:t>
       </w:r>
     </w:p>
@@ -2131,19 +2199,22 @@
       </w:pPr>
       <w:r>
         <w:rPr>
-          <w:b/>
-          <w:bCs/>
+          <w:b w:val="1"/>
+          <w:bCs w:val="1"/>
         </w:rPr>
         <w:t>Obtención:</w:t>
       </w:r>
       <w:r>
+        <w:rPr/>
         <w:t xml:space="preserve"> </w:t>
       </w:r>
       <w:r>
-        <w:t>s</w:t>
-      </w:r>
-      <w:r>
-        <w:t>e obtiene principalmente de animales ovinos, como ovejas y carneros, a través del esquilado periódico. También proviene del pelo de otros animales como cabras, llamas, alpacas y vicuñas.</w:t>
+        <w:rPr/>
+        <w:t>p</w:t>
+      </w:r>
+      <w:r>
+        <w:rPr/>
+        <w:t>rincipalmente de animales ovinos, como ovejas y carneros, a través del esquilado periódico. También proviene del pelo de otros animales como cabras, llamas, alpacas y vicuñas.</w:t>
       </w:r>
     </w:p>
     <w:p>
@@ -3824,7 +3895,7 @@
         <w:t>Ejemplos:</w:t>
       </w:r>
     </w:p>
-    <w:p w14:noSpellErr="1">
+    <w:p>
       <w:pPr>
         <w:numPr>
           <w:ilvl w:val="0"/>
@@ -3841,8 +3912,12 @@
         <w:rPr/>
         <w:t>Viscosa</w:t>
       </w:r>
-    </w:p>
-    <w:p w14:noSpellErr="1">
+      <w:r>
+        <w:rPr/>
+        <w:t>.</w:t>
+      </w:r>
+    </w:p>
+    <w:p>
       <w:pPr>
         <w:numPr>
           <w:ilvl w:val="0"/>
@@ -3859,8 +3934,12 @@
         <w:rPr/>
         <w:t>Rayón</w:t>
       </w:r>
-    </w:p>
-    <w:p w14:noSpellErr="1">
+      <w:r>
+        <w:rPr/>
+        <w:t>.</w:t>
+      </w:r>
+    </w:p>
+    <w:p>
       <w:pPr>
         <w:numPr>
           <w:ilvl w:val="0"/>
@@ -3876,6 +3955,10 @@
       <w:r>
         <w:rPr/>
         <w:t>Acetato</w:t>
+      </w:r>
+      <w:r>
+        <w:rPr/>
+        <w:t>.</w:t>
       </w:r>
     </w:p>
     <w:p w14:noSpellErr="1">
@@ -3926,7 +4009,7 @@
         <w:t xml:space="preserve"> Ejemplos:</w:t>
       </w:r>
     </w:p>
-    <w:p w14:noSpellErr="1">
+    <w:p>
       <w:pPr>
         <w:numPr>
           <w:ilvl w:val="0"/>
@@ -3943,8 +4026,12 @@
         <w:rPr/>
         <w:t>Poliamidas</w:t>
       </w:r>
-    </w:p>
-    <w:p w14:noSpellErr="1">
+      <w:r>
+        <w:rPr/>
+        <w:t>.</w:t>
+      </w:r>
+    </w:p>
+    <w:p>
       <w:pPr>
         <w:numPr>
           <w:ilvl w:val="0"/>
@@ -3961,8 +4048,12 @@
         <w:rPr/>
         <w:t>Nailon</w:t>
       </w:r>
-    </w:p>
-    <w:p w14:noSpellErr="1">
+      <w:r>
+        <w:rPr/>
+        <w:t>.</w:t>
+      </w:r>
+    </w:p>
+    <w:p>
       <w:pPr>
         <w:numPr>
           <w:ilvl w:val="0"/>
@@ -3979,8 +4070,12 @@
         <w:rPr/>
         <w:t>Poliolefinas</w:t>
       </w:r>
-    </w:p>
-    <w:p w14:noSpellErr="1">
+      <w:r>
+        <w:rPr/>
+        <w:t>.</w:t>
+      </w:r>
+    </w:p>
+    <w:p>
       <w:pPr>
         <w:numPr>
           <w:ilvl w:val="0"/>
@@ -3997,8 +4092,12 @@
         <w:rPr/>
         <w:t>Polietileno</w:t>
       </w:r>
-    </w:p>
-    <w:p w14:noSpellErr="1">
+      <w:r>
+        <w:rPr/>
+        <w:t>.</w:t>
+      </w:r>
+    </w:p>
+    <w:p>
       <w:pPr>
         <w:numPr>
           <w:ilvl w:val="0"/>
@@ -4015,8 +4114,12 @@
         <w:rPr/>
         <w:t>Polipropileno</w:t>
       </w:r>
-    </w:p>
-    <w:p w14:noSpellErr="1">
+      <w:r>
+        <w:rPr/>
+        <w:t>.</w:t>
+      </w:r>
+    </w:p>
+    <w:p>
       <w:pPr>
         <w:numPr>
           <w:ilvl w:val="0"/>
@@ -4033,8 +4136,12 @@
         <w:rPr/>
         <w:t>Poliuretanos</w:t>
       </w:r>
-    </w:p>
-    <w:p w14:noSpellErr="1">
+      <w:r>
+        <w:rPr/>
+        <w:t>.</w:t>
+      </w:r>
+    </w:p>
+    <w:p>
       <w:pPr>
         <w:numPr>
           <w:ilvl w:val="0"/>
@@ -4051,6 +4158,10 @@
         <w:rPr/>
         <w:t>Acrílicos</w:t>
       </w:r>
+      <w:r>
+        <w:rPr/>
+        <w:t>.</w:t>
+      </w:r>
     </w:p>
     <w:p w14:noSpellErr="1">
       <w:pPr>
@@ -4070,10 +4181,14 @@
         <w:t>Poliéster</w:t>
       </w:r>
     </w:p>
-    <w:p w14:noSpellErr="1">
+    <w:p>
       <w:pPr>
         <w:ind w:left="1800"/>
       </w:pPr>
+      <w:r>
+        <w:rPr/>
+        <w:t>.</w:t>
+      </w:r>
     </w:p>
     <w:p w14:noSpellErr="1">
       <w:pPr>
@@ -4118,7 +4233,7 @@
         <w:t xml:space="preserve">      Ejemplos:</w:t>
       </w:r>
     </w:p>
-    <w:p w14:noSpellErr="1">
+    <w:p>
       <w:pPr>
         <w:numPr>
           <w:ilvl w:val="0"/>
@@ -4135,8 +4250,12 @@
         <w:rPr/>
         <w:t>Vidrio</w:t>
       </w:r>
-    </w:p>
-    <w:p w14:noSpellErr="1">
+      <w:r>
+        <w:rPr/>
+        <w:t>.</w:t>
+      </w:r>
+    </w:p>
+    <w:p>
       <w:pPr>
         <w:numPr>
           <w:ilvl w:val="0"/>
@@ -4153,8 +4272,12 @@
         <w:rPr/>
         <w:t>Metal</w:t>
       </w:r>
-    </w:p>
-    <w:p w14:noSpellErr="1">
+      <w:r>
+        <w:rPr/>
+        <w:t>.</w:t>
+      </w:r>
+    </w:p>
+    <w:p>
       <w:pPr>
         <w:numPr>
           <w:ilvl w:val="0"/>
@@ -4171,8 +4294,12 @@
         <w:rPr/>
         <w:t>Alginatos</w:t>
       </w:r>
-    </w:p>
-    <w:p w14:noSpellErr="1">
+      <w:r>
+        <w:rPr/>
+        <w:t>.</w:t>
+      </w:r>
+    </w:p>
+    <w:p>
       <w:pPr>
         <w:numPr>
           <w:ilvl w:val="0"/>
@@ -4189,8 +4316,12 @@
         <w:rPr/>
         <w:t>Caucho</w:t>
       </w:r>
-    </w:p>
-    <w:p w14:noSpellErr="1">
+      <w:r>
+        <w:rPr/>
+        <w:t>.</w:t>
+      </w:r>
+    </w:p>
+    <w:p>
       <w:pPr>
         <w:numPr>
           <w:ilvl w:val="0"/>
@@ -4204,8 +4335,15 @@
         <w:rPr/>
       </w:pPr>
       <w:r>
+        <w:rPr>
+          <w:i w:val="1"/>
+          <w:iCs w:val="1"/>
+        </w:rPr>
+        <w:t>Lycra</w:t>
+      </w:r>
+      <w:r>
         <w:rPr/>
-        <w:t>Lycra</w:t>
+        <w:t>.</w:t>
       </w:r>
     </w:p>
     <w:p>
@@ -5101,37 +5239,73 @@
       </w:pPr>
       <w:r>
         <w:rPr>
-          <w:b/>
-          <w:bCs/>
+          <w:b w:val="1"/>
+          <w:bCs w:val="1"/>
         </w:rPr>
         <w:t>Características:</w:t>
       </w:r>
       <w:r>
+        <w:rPr/>
         <w:t xml:space="preserve"> </w:t>
       </w:r>
       <w:r>
+        <w:rPr/>
         <w:t>s</w:t>
       </w:r>
       <w:r>
+        <w:rPr/>
         <w:t>e distingue por su gran elasticidad y capacidad de adaptarse al cuerpo. Es una fibra liviana, resistente al roce y altamente duradera. Generalmente se combina con otras fibras como poliéster, n</w:t>
       </w:r>
       <w:r>
+        <w:rPr/>
         <w:t>ailon</w:t>
       </w:r>
       <w:r>
+        <w:rPr/>
         <w:t xml:space="preserve"> y algodón, entre otras. En inglés, se conoce como </w:t>
       </w:r>
-      <w:proofErr w:type="spellStart"/>
-      <w:r>
-        <w:rPr>
-          <w:i/>
-          <w:iCs/>
+      <w:r>
+        <w:rPr>
+          <w:i w:val="1"/>
+          <w:iCs w:val="1"/>
         </w:rPr>
         <w:t>spandex</w:t>
       </w:r>
-      <w:proofErr w:type="spellEnd"/>
-      <w:r>
-        <w:t>, mientras que Lycra es su nombre comercial más reconocido. Una de sus particularidades es su tendencia a volverse amarillento con el tiempo, especialmente en su versión blanca. Además, tiene una baja capacidad de absorción de humedad.</w:t>
+      <w:r>
+        <w:rPr/>
+        <w:t>, mientras que</w:t>
+      </w:r>
+      <w:r>
+        <w:rPr>
+          <w:i w:val="1"/>
+          <w:iCs w:val="1"/>
+        </w:rPr>
+        <w:t xml:space="preserve"> </w:t>
+      </w:r>
+      <w:r>
+        <w:rPr>
+          <w:i w:val="1"/>
+          <w:iCs w:val="1"/>
+        </w:rPr>
+        <w:t>l</w:t>
+      </w:r>
+      <w:r>
+        <w:rPr>
+          <w:i w:val="1"/>
+          <w:iCs w:val="1"/>
+        </w:rPr>
+        <w:t>y</w:t>
+      </w:r>
+      <w:r>
+        <w:rPr>
+          <w:i w:val="1"/>
+          <w:iCs w:val="1"/>
+        </w:rPr>
+        <w:t xml:space="preserve">cra </w:t>
+      </w:r>
+      <w:r>
+        <w:rPr/>
+        <w:t>es su nombre comercial más reconocido. Una de sus particularidades es su tendencia a volverse amarillento con el tiempo, especialmente en su versión blanca. Además, tiene una baja capacidad de absorción de humedad.</w:t>
       </w:r>
     </w:p>
     <w:p>
@@ -6222,9 +6396,15 @@
                 <w:ilvl w:val="0"/>
                 <w:numId w:val="7"/>
               </w:numPr>
+              <w:rPr/>
             </w:pPr>
             <w:r>
+              <w:rPr/>
               <w:t>Asbesto</w:t>
+            </w:r>
+            <w:r>
+              <w:rPr/>
+              <w:t>.</w:t>
             </w:r>
           </w:p>
           <w:p>
@@ -6233,9 +6413,15 @@
                 <w:ilvl w:val="0"/>
                 <w:numId w:val="7"/>
               </w:numPr>
+              <w:rPr/>
             </w:pPr>
             <w:r>
+              <w:rPr/>
               <w:t>Fibra de vidrio</w:t>
+            </w:r>
+            <w:r>
+              <w:rPr/>
+              <w:t>.</w:t>
             </w:r>
           </w:p>
           <w:p>
@@ -6244,9 +6430,15 @@
                 <w:ilvl w:val="0"/>
                 <w:numId w:val="7"/>
               </w:numPr>
+              <w:rPr/>
             </w:pPr>
             <w:r>
+              <w:rPr/>
               <w:t>Hilos metálicos</w:t>
+            </w:r>
+            <w:r>
+              <w:rPr/>
+              <w:t>.</w:t>
             </w:r>
           </w:p>
           <w:p/>
@@ -6371,7 +6563,7 @@
       </w:r>
       <w:r>
         <w:rPr/>
-        <w:t>2013).</w:t>
+        <w:t>2013)</w:t>
       </w:r>
     </w:p>
     <w:p/>
@@ -6499,6 +6691,7 @@
           <w:tcPr>
             <w:tcW w:w="4981" w:type="dxa"/>
             <w:shd w:val="clear" w:color="auto" w:fill="F2F2F2" w:themeFill="background1" w:themeFillShade="F2"/>
+            <w:tcMar/>
           </w:tcPr>
           <w:p>
             <w:r>
@@ -6510,6 +6703,7 @@
           <w:tcPr>
             <w:tcW w:w="4981" w:type="dxa"/>
             <w:shd w:val="clear" w:color="auto" w:fill="F2F2F2" w:themeFill="background1" w:themeFillShade="F2"/>
+            <w:tcMar/>
           </w:tcPr>
           <w:p>
             <w:r>
@@ -6522,6 +6716,7 @@
         <w:tc>
           <w:tcPr>
             <w:tcW w:w="4981" w:type="dxa"/>
+            <w:tcMar/>
           </w:tcPr>
           <w:p>
             <w:r>
@@ -6533,6 +6728,7 @@
         <w:tc>
           <w:tcPr>
             <w:tcW w:w="4981" w:type="dxa"/>
+            <w:tcMar/>
           </w:tcPr>
           <w:p>
             <w:pPr>
@@ -6540,9 +6736,15 @@
                 <w:ilvl w:val="0"/>
                 <w:numId w:val="9"/>
               </w:numPr>
+              <w:rPr/>
             </w:pPr>
             <w:r>
+              <w:rPr/>
               <w:t>Absorbe la humedad</w:t>
+            </w:r>
+            <w:r>
+              <w:rPr/>
+              <w:t>.</w:t>
             </w:r>
           </w:p>
           <w:p>
@@ -6551,9 +6753,19 @@
                 <w:ilvl w:val="0"/>
                 <w:numId w:val="9"/>
               </w:numPr>
+              <w:rPr/>
             </w:pPr>
             <w:r>
-              <w:t>Admite procesos para mejorar resistencia, tacto, brillo y estabilidad</w:t>
+              <w:rPr/>
+              <w:t>Admite procesos para mejorar</w:t>
+            </w:r>
+            <w:r>
+              <w:rPr/>
+              <w:t xml:space="preserve"> resistencia, tacto, brillo y estabilidad</w:t>
+            </w:r>
+            <w:r>
+              <w:rPr/>
+              <w:t>.</w:t>
             </w:r>
           </w:p>
           <w:p>
@@ -6562,9 +6774,15 @@
                 <w:ilvl w:val="0"/>
                 <w:numId w:val="9"/>
               </w:numPr>
+              <w:rPr/>
             </w:pPr>
             <w:r>
+              <w:rPr/>
               <w:t>Confortable</w:t>
+            </w:r>
+            <w:r>
+              <w:rPr/>
+              <w:t>.</w:t>
             </w:r>
           </w:p>
           <w:p/>
@@ -6574,6 +6792,7 @@
         <w:tc>
           <w:tcPr>
             <w:tcW w:w="4981" w:type="dxa"/>
+            <w:tcMar/>
           </w:tcPr>
           <w:p>
             <w:r>
@@ -6585,6 +6804,7 @@
         <w:tc>
           <w:tcPr>
             <w:tcW w:w="4981" w:type="dxa"/>
+            <w:tcMar/>
           </w:tcPr>
           <w:p>
             <w:pPr>
@@ -6592,9 +6812,15 @@
                 <w:ilvl w:val="0"/>
                 <w:numId w:val="9"/>
               </w:numPr>
+              <w:rPr/>
             </w:pPr>
             <w:r>
+              <w:rPr/>
               <w:t>No arruga</w:t>
+            </w:r>
+            <w:r>
+              <w:rPr/>
+              <w:t>.</w:t>
             </w:r>
           </w:p>
           <w:p>
@@ -6603,9 +6829,15 @@
                 <w:ilvl w:val="0"/>
                 <w:numId w:val="9"/>
               </w:numPr>
+              <w:rPr/>
             </w:pPr>
             <w:r>
+              <w:rPr/>
               <w:t>Buen tacto</w:t>
+            </w:r>
+            <w:r>
+              <w:rPr/>
+              <w:t>.</w:t>
             </w:r>
           </w:p>
           <w:p>
@@ -6614,9 +6846,15 @@
                 <w:ilvl w:val="0"/>
                 <w:numId w:val="9"/>
               </w:numPr>
+              <w:rPr/>
             </w:pPr>
             <w:r>
+              <w:rPr/>
               <w:t>Protección del frío</w:t>
+            </w:r>
+            <w:r>
+              <w:rPr/>
+              <w:t>.</w:t>
             </w:r>
           </w:p>
           <w:p>
@@ -6625,9 +6863,15 @@
                 <w:ilvl w:val="0"/>
                 <w:numId w:val="9"/>
               </w:numPr>
+              <w:rPr/>
             </w:pPr>
             <w:r>
+              <w:rPr/>
               <w:t>Absorbe la humedad</w:t>
+            </w:r>
+            <w:r>
+              <w:rPr/>
+              <w:t>.</w:t>
             </w:r>
           </w:p>
           <w:p/>
@@ -6637,6 +6881,7 @@
         <w:tc>
           <w:tcPr>
             <w:tcW w:w="4981" w:type="dxa"/>
+            <w:tcMar/>
           </w:tcPr>
           <w:p>
             <w:pPr>
@@ -6651,6 +6896,7 @@
         <w:tc>
           <w:tcPr>
             <w:tcW w:w="4981" w:type="dxa"/>
+            <w:tcMar/>
           </w:tcPr>
           <w:p>
             <w:pPr>
@@ -6658,9 +6904,15 @@
                 <w:ilvl w:val="0"/>
                 <w:numId w:val="10"/>
               </w:numPr>
+              <w:rPr/>
             </w:pPr>
             <w:r>
+              <w:rPr/>
               <w:t>Absorbe la humedad</w:t>
+            </w:r>
+            <w:r>
+              <w:rPr/>
+              <w:t>.</w:t>
             </w:r>
           </w:p>
           <w:p>
@@ -6669,9 +6921,15 @@
                 <w:ilvl w:val="0"/>
                 <w:numId w:val="10"/>
               </w:numPr>
+              <w:rPr/>
             </w:pPr>
             <w:r>
+              <w:rPr/>
               <w:t>Excelente caída</w:t>
+            </w:r>
+            <w:r>
+              <w:rPr/>
+              <w:t>.</w:t>
             </w:r>
           </w:p>
           <w:p>
@@ -6680,9 +6938,15 @@
                 <w:ilvl w:val="0"/>
                 <w:numId w:val="10"/>
               </w:numPr>
+              <w:rPr/>
             </w:pPr>
             <w:r>
+              <w:rPr/>
               <w:t>Buena apariencia</w:t>
+            </w:r>
+            <w:r>
+              <w:rPr/>
+              <w:t>.</w:t>
             </w:r>
           </w:p>
           <w:p/>
@@ -6692,6 +6956,7 @@
         <w:tc>
           <w:tcPr>
             <w:tcW w:w="4981" w:type="dxa"/>
+            <w:tcMar/>
           </w:tcPr>
           <w:p>
             <w:pPr>
@@ -6706,6 +6971,7 @@
         <w:tc>
           <w:tcPr>
             <w:tcW w:w="4981" w:type="dxa"/>
+            <w:tcMar/>
           </w:tcPr>
           <w:p>
             <w:pPr>
@@ -6719,9 +6985,15 @@
                 <w:numId w:val="11"/>
               </w:numPr>
               <w:spacing w:line="276" w:lineRule="auto"/>
+              <w:rPr/>
             </w:pPr>
             <w:r>
+              <w:rPr/>
               <w:t>Absorbe la humedad</w:t>
+            </w:r>
+            <w:r>
+              <w:rPr/>
+              <w:t>.</w:t>
             </w:r>
           </w:p>
           <w:p>
@@ -6731,9 +7003,15 @@
                 <w:numId w:val="11"/>
               </w:numPr>
               <w:spacing w:line="276" w:lineRule="auto"/>
+              <w:rPr/>
             </w:pPr>
             <w:r>
+              <w:rPr/>
               <w:t>Buena apariencia</w:t>
+            </w:r>
+            <w:r>
+              <w:rPr/>
+              <w:t>.</w:t>
             </w:r>
           </w:p>
           <w:p/>
@@ -6743,6 +7021,7 @@
         <w:tc>
           <w:tcPr>
             <w:tcW w:w="4981" w:type="dxa"/>
+            <w:tcMar/>
           </w:tcPr>
           <w:p>
             <w:r>
@@ -6754,6 +7033,7 @@
         <w:tc>
           <w:tcPr>
             <w:tcW w:w="4981" w:type="dxa"/>
+            <w:tcMar/>
           </w:tcPr>
           <w:p>
             <w:pPr>
@@ -6761,9 +7041,15 @@
                 <w:ilvl w:val="0"/>
                 <w:numId w:val="12"/>
               </w:numPr>
+              <w:rPr/>
             </w:pPr>
             <w:r>
+              <w:rPr/>
               <w:t>No arruga</w:t>
+            </w:r>
+            <w:r>
+              <w:rPr/>
+              <w:t>.</w:t>
             </w:r>
           </w:p>
           <w:p>
@@ -6772,9 +7058,15 @@
                 <w:ilvl w:val="0"/>
                 <w:numId w:val="12"/>
               </w:numPr>
+              <w:rPr/>
             </w:pPr>
             <w:r>
+              <w:rPr/>
               <w:t>Estabilidad dimensional</w:t>
+            </w:r>
+            <w:r>
+              <w:rPr/>
+              <w:t>.</w:t>
             </w:r>
           </w:p>
           <w:p>
@@ -6783,9 +7075,15 @@
                 <w:ilvl w:val="0"/>
                 <w:numId w:val="12"/>
               </w:numPr>
+              <w:rPr/>
             </w:pPr>
             <w:r>
+              <w:rPr/>
               <w:t>Fácil lavado y secado</w:t>
+            </w:r>
+            <w:r>
+              <w:rPr/>
+              <w:t>.</w:t>
             </w:r>
           </w:p>
           <w:p>
@@ -6794,9 +7092,15 @@
                 <w:ilvl w:val="0"/>
                 <w:numId w:val="12"/>
               </w:numPr>
+              <w:rPr/>
             </w:pPr>
             <w:r>
+              <w:rPr/>
               <w:t>Resistente</w:t>
+            </w:r>
+            <w:r>
+              <w:rPr/>
+              <w:t>.</w:t>
             </w:r>
           </w:p>
           <w:p>
@@ -6805,9 +7109,15 @@
                 <w:ilvl w:val="0"/>
                 <w:numId w:val="12"/>
               </w:numPr>
+              <w:rPr/>
             </w:pPr>
             <w:r>
+              <w:rPr/>
               <w:t>Termoplástica</w:t>
+            </w:r>
+            <w:r>
+              <w:rPr/>
+              <w:t>.</w:t>
             </w:r>
           </w:p>
           <w:p>
@@ -6816,9 +7126,15 @@
                 <w:ilvl w:val="0"/>
                 <w:numId w:val="12"/>
               </w:numPr>
+              <w:rPr/>
             </w:pPr>
             <w:r>
+              <w:rPr/>
               <w:t>Mezcla bien con otras fibras</w:t>
+            </w:r>
+            <w:r>
+              <w:rPr/>
+              <w:t>.</w:t>
             </w:r>
           </w:p>
           <w:p/>
@@ -6828,6 +7144,7 @@
         <w:tc>
           <w:tcPr>
             <w:tcW w:w="4981" w:type="dxa"/>
+            <w:tcMar/>
           </w:tcPr>
           <w:p>
             <w:r>
@@ -6839,6 +7156,7 @@
         <w:tc>
           <w:tcPr>
             <w:tcW w:w="4981" w:type="dxa"/>
+            <w:tcMar/>
           </w:tcPr>
           <w:p>
             <w:pPr>
@@ -6846,9 +7164,15 @@
                 <w:ilvl w:val="0"/>
                 <w:numId w:val="13"/>
               </w:numPr>
+              <w:rPr/>
             </w:pPr>
             <w:r>
+              <w:rPr/>
               <w:t>Grosor</w:t>
+            </w:r>
+            <w:r>
+              <w:rPr/>
+              <w:t>.</w:t>
             </w:r>
           </w:p>
           <w:p>
@@ -6857,9 +7181,15 @@
                 <w:ilvl w:val="0"/>
                 <w:numId w:val="13"/>
               </w:numPr>
+              <w:rPr/>
             </w:pPr>
             <w:r>
+              <w:rPr/>
               <w:t>Livianas</w:t>
+            </w:r>
+            <w:r>
+              <w:rPr/>
+              <w:t>.</w:t>
             </w:r>
           </w:p>
           <w:p>
@@ -6868,9 +7198,15 @@
                 <w:ilvl w:val="0"/>
                 <w:numId w:val="13"/>
               </w:numPr>
+              <w:rPr/>
             </w:pPr>
             <w:r>
+              <w:rPr/>
               <w:t>Antialérgicas</w:t>
+            </w:r>
+            <w:r>
+              <w:rPr/>
+              <w:t>.</w:t>
             </w:r>
           </w:p>
           <w:p>
@@ -6879,9 +7215,15 @@
                 <w:ilvl w:val="0"/>
                 <w:numId w:val="13"/>
               </w:numPr>
+              <w:rPr/>
             </w:pPr>
             <w:r>
+              <w:rPr/>
               <w:t>Fácil lavado y secado</w:t>
+            </w:r>
+            <w:r>
+              <w:rPr/>
+              <w:t>.</w:t>
             </w:r>
           </w:p>
           <w:p>
@@ -6890,9 +7232,15 @@
                 <w:ilvl w:val="0"/>
                 <w:numId w:val="13"/>
               </w:numPr>
+              <w:rPr/>
             </w:pPr>
             <w:r>
+              <w:rPr/>
               <w:t>Estabilidad dimensional</w:t>
+            </w:r>
+            <w:r>
+              <w:rPr/>
+              <w:t>.</w:t>
             </w:r>
           </w:p>
           <w:p>
@@ -6906,6 +7254,7 @@
         <w:tc>
           <w:tcPr>
             <w:tcW w:w="4981" w:type="dxa"/>
+            <w:tcMar/>
           </w:tcPr>
           <w:p>
             <w:r>
@@ -6920,6 +7269,7 @@
         <w:tc>
           <w:tcPr>
             <w:tcW w:w="4981" w:type="dxa"/>
+            <w:tcMar/>
           </w:tcPr>
           <w:p>
             <w:pPr>
@@ -6927,9 +7277,15 @@
                 <w:ilvl w:val="0"/>
                 <w:numId w:val="14"/>
               </w:numPr>
+              <w:rPr/>
             </w:pPr>
             <w:r>
+              <w:rPr/>
               <w:t>Gran resistencia</w:t>
+            </w:r>
+            <w:r>
+              <w:rPr/>
+              <w:t>.</w:t>
             </w:r>
           </w:p>
           <w:p>
@@ -6938,9 +7294,15 @@
                 <w:ilvl w:val="0"/>
                 <w:numId w:val="14"/>
               </w:numPr>
+              <w:rPr/>
             </w:pPr>
             <w:r>
+              <w:rPr/>
               <w:t>Estabilidad dimensional</w:t>
+            </w:r>
+            <w:r>
+              <w:rPr/>
+              <w:t>.</w:t>
             </w:r>
           </w:p>
           <w:p>
@@ -6949,9 +7311,15 @@
                 <w:ilvl w:val="0"/>
                 <w:numId w:val="14"/>
               </w:numPr>
+              <w:rPr/>
             </w:pPr>
             <w:r>
+              <w:rPr/>
               <w:t>Fácil lavado y secado</w:t>
+            </w:r>
+            <w:r>
+              <w:rPr/>
+              <w:t>.</w:t>
             </w:r>
           </w:p>
           <w:p>
@@ -6960,9 +7328,15 @@
                 <w:ilvl w:val="0"/>
                 <w:numId w:val="14"/>
               </w:numPr>
+              <w:rPr/>
             </w:pPr>
             <w:r>
+              <w:rPr/>
               <w:t>Termoplástica</w:t>
+            </w:r>
+            <w:r>
+              <w:rPr/>
+              <w:t>.</w:t>
             </w:r>
           </w:p>
           <w:p>
@@ -6971,9 +7345,15 @@
                 <w:ilvl w:val="0"/>
                 <w:numId w:val="14"/>
               </w:numPr>
+              <w:rPr/>
             </w:pPr>
             <w:r>
+              <w:rPr/>
               <w:t>Mezcla bien con otras fibras</w:t>
+            </w:r>
+            <w:r>
+              <w:rPr/>
+              <w:t>.</w:t>
             </w:r>
           </w:p>
           <w:p>
@@ -6987,6 +7367,7 @@
         <w:tc>
           <w:tcPr>
             <w:tcW w:w="4981" w:type="dxa"/>
+            <w:tcMar/>
           </w:tcPr>
           <w:p>
             <w:r>
@@ -6998,6 +7379,7 @@
         <w:tc>
           <w:tcPr>
             <w:tcW w:w="4981" w:type="dxa"/>
+            <w:tcMar/>
           </w:tcPr>
           <w:p>
             <w:pPr>
@@ -7005,9 +7387,15 @@
                 <w:ilvl w:val="0"/>
                 <w:numId w:val="15"/>
               </w:numPr>
+              <w:rPr/>
             </w:pPr>
             <w:r>
+              <w:rPr/>
               <w:t>Absorbente</w:t>
+            </w:r>
+            <w:r>
+              <w:rPr/>
+              <w:t>.</w:t>
             </w:r>
           </w:p>
           <w:p>
@@ -7016,9 +7404,15 @@
                 <w:ilvl w:val="0"/>
                 <w:numId w:val="15"/>
               </w:numPr>
+              <w:rPr/>
             </w:pPr>
             <w:r>
+              <w:rPr/>
               <w:t>Suavidad</w:t>
+            </w:r>
+            <w:r>
+              <w:rPr/>
+              <w:t>.</w:t>
             </w:r>
           </w:p>
           <w:p>
@@ -7027,9 +7421,15 @@
                 <w:ilvl w:val="0"/>
                 <w:numId w:val="15"/>
               </w:numPr>
+              <w:rPr/>
             </w:pPr>
             <w:r>
+              <w:rPr/>
               <w:t>Buena caída</w:t>
+            </w:r>
+            <w:r>
+              <w:rPr/>
+              <w:t>.</w:t>
             </w:r>
           </w:p>
           <w:p/>
@@ -7039,6 +7439,7 @@
         <w:tc>
           <w:tcPr>
             <w:tcW w:w="4981" w:type="dxa"/>
+            <w:tcMar/>
           </w:tcPr>
           <w:p>
             <w:r>
@@ -7049,6 +7450,7 @@
         <w:tc>
           <w:tcPr>
             <w:tcW w:w="4981" w:type="dxa"/>
+            <w:tcMar/>
           </w:tcPr>
           <w:p>
             <w:pPr>
@@ -7056,9 +7458,15 @@
                 <w:ilvl w:val="0"/>
                 <w:numId w:val="16"/>
               </w:numPr>
+              <w:rPr/>
             </w:pPr>
             <w:r>
+              <w:rPr/>
               <w:t>Absorbente</w:t>
+            </w:r>
+            <w:r>
+              <w:rPr/>
+              <w:t>.</w:t>
             </w:r>
           </w:p>
           <w:p>
@@ -7067,9 +7475,15 @@
                 <w:ilvl w:val="0"/>
                 <w:numId w:val="16"/>
               </w:numPr>
+              <w:rPr/>
             </w:pPr>
             <w:r>
+              <w:rPr/>
               <w:t>Resistencia</w:t>
+            </w:r>
+            <w:r>
+              <w:rPr/>
+              <w:t>.</w:t>
             </w:r>
           </w:p>
           <w:p>
@@ -7078,9 +7492,15 @@
                 <w:ilvl w:val="0"/>
                 <w:numId w:val="16"/>
               </w:numPr>
+              <w:rPr/>
             </w:pPr>
             <w:r>
+              <w:rPr/>
               <w:t>Brillo</w:t>
+            </w:r>
+            <w:r>
+              <w:rPr/>
+              <w:t>.</w:t>
             </w:r>
           </w:p>
           <w:p/>
@@ -7111,23 +7531,23 @@
       </w:r>
       <w:r>
         <w:rPr/>
-        <w:t>2013).</w:t>
+        <w:t>2013)</w:t>
       </w:r>
     </w:p>
     <w:p/>
     <w:p>
       <w:pPr>
         <w:rPr>
-          <w:b/>
-          <w:bCs/>
+          <w:b w:val="1"/>
+          <w:bCs w:val="1"/>
           <w:sz w:val="28"/>
           <w:szCs w:val="28"/>
         </w:rPr>
       </w:pPr>
       <w:r>
         <w:rPr>
-          <w:b/>
-          <w:bCs/>
+          <w:b w:val="1"/>
+          <w:bCs w:val="1"/>
           <w:sz w:val="28"/>
           <w:szCs w:val="28"/>
         </w:rPr>
@@ -7135,8 +7555,8 @@
       </w:r>
       <w:r>
         <w:rPr>
-          <w:b/>
-          <w:bCs/>
+          <w:b w:val="1"/>
+          <w:bCs w:val="1"/>
           <w:sz w:val="28"/>
           <w:szCs w:val="28"/>
         </w:rPr>
@@ -7144,12 +7564,21 @@
       </w:r>
       <w:r>
         <w:rPr>
-          <w:b/>
-          <w:bCs/>
+          <w:b w:val="1"/>
+          <w:bCs w:val="1"/>
           <w:sz w:val="28"/>
           <w:szCs w:val="28"/>
         </w:rPr>
         <w:t xml:space="preserve"> Tendencia</w:t>
+      </w:r>
+      <w:r>
+        <w:rPr>
+          <w:b w:val="1"/>
+          <w:bCs w:val="1"/>
+          <w:sz w:val="28"/>
+          <w:szCs w:val="28"/>
+        </w:rPr>
+        <w:t>s</w:t>
       </w:r>
     </w:p>
     <w:p/>
@@ -7741,6 +8170,12 @@
         </w:rPr>
         <w:t>Substrato</w:t>
       </w:r>
+      <w:r>
+        <w:rPr>
+          <w:lang w:val="es-ES"/>
+        </w:rPr>
+        <w:t>.</w:t>
+      </w:r>
     </w:p>
     <w:p>
       <w:pPr>
@@ -7766,6 +8201,12 @@
         </w:rPr>
         <w:t>Construcción</w:t>
       </w:r>
+      <w:r>
+        <w:rPr>
+          <w:lang w:val="es-ES"/>
+        </w:rPr>
+        <w:t>.</w:t>
+      </w:r>
     </w:p>
     <w:p>
       <w:pPr>
@@ -7791,6 +8232,12 @@
         </w:rPr>
         <w:t>Terminado</w:t>
       </w:r>
+      <w:r>
+        <w:rPr>
+          <w:lang w:val="es-ES"/>
+        </w:rPr>
+        <w:t>.</w:t>
+      </w:r>
     </w:p>
     <w:p/>
     <w:p>
@@ -7815,10 +8262,10 @@
     <w:p/>
     <w:p>
       <w:r>
-        <w:t>Los hilos pueden estar compuestos por fibras naturales o artificiales. En la siguiente tabla se presenta su origen y tipo de fibra.</w:t>
-      </w:r>
-    </w:p>
-    <w:p/>
+        <w:rPr/>
+        <w:t xml:space="preserve">Los hilos pueden estar compuestos por fibras naturales o artificiales. </w:t>
+      </w:r>
+    </w:p>
     <w:p/>
     <w:p>
       <w:pPr>
@@ -7887,18 +8334,44 @@
       </w:pPr>
       <w:r>
         <w:rPr>
-          <w:b/>
-          <w:bCs/>
+          <w:b w:val="1"/>
+          <w:bCs w:val="1"/>
         </w:rPr>
         <w:t>Hilo Sintético</w:t>
       </w:r>
     </w:p>
     <w:p>
       <w:pPr>
-        <w:ind w:left="1080"/>
-      </w:pPr>
-      <w:r>
-        <w:t>Son elaboradas a través de procesos químicos, especialmente de derivados del petróleo, el carbón y otros minerales. También se les conoce como fibras sintéticas.</w:t>
+        <w:ind w:left="360"/>
+      </w:pPr>
+    </w:p>
+    <w:p>
+      <w:pPr>
+        <w:ind w:left="360"/>
+      </w:pPr>
+      <w:r>
+        <w:rPr/>
+        <w:t>Es</w:t>
+      </w:r>
+      <w:r>
+        <w:rPr/>
+        <w:t xml:space="preserve"> elaborad</w:t>
+      </w:r>
+      <w:r>
+        <w:rPr/>
+        <w:t>o</w:t>
+      </w:r>
+      <w:r>
+        <w:rPr/>
+        <w:t xml:space="preserve"> a través de procesos químicos, especialmente de derivados del petróleo, el </w:t>
+      </w:r>
+      <w:r>
+        <w:rPr/>
+        <w:t xml:space="preserve">   </w:t>
+      </w:r>
+      <w:r>
+        <w:rPr/>
+        <w:t>carbón y otros minerales. También se les conoce como fibras sintéticas.</w:t>
       </w:r>
     </w:p>
     <w:p>
@@ -9037,9 +9510,11 @@
           <w:ilvl w:val="0"/>
           <w:numId w:val="21"/>
         </w:numPr>
-      </w:pPr>
-      <w:r>
-        <w:t>Muy grueso: 40 / 3, 40 / 2.</w:t>
+        <w:rPr/>
+      </w:pPr>
+      <w:r>
+        <w:rPr/>
+        <w:t>Muy grueso: 40/3, 40/2.</w:t>
       </w:r>
     </w:p>
     <w:p>
@@ -9049,9 +9524,14 @@
           <w:ilvl w:val="0"/>
           <w:numId w:val="21"/>
         </w:numPr>
-      </w:pPr>
-      <w:r>
-        <w:t>Grueso: 70 / 2, 60 / 2.</w:t>
+        <w:rPr>
+          <w:sz w:val="22"/>
+          <w:szCs w:val="22"/>
+        </w:rPr>
+      </w:pPr>
+      <w:r>
+        <w:rPr/>
+        <w:t>Grueso: 70/2, 60/2.</w:t>
       </w:r>
     </w:p>
     <w:p>
@@ -9061,9 +9541,14 @@
           <w:ilvl w:val="0"/>
           <w:numId w:val="21"/>
         </w:numPr>
-      </w:pPr>
-      <w:r>
-        <w:t>Mediano: 100 / 2, 120 / 2.</w:t>
+        <w:rPr>
+          <w:sz w:val="22"/>
+          <w:szCs w:val="22"/>
+        </w:rPr>
+      </w:pPr>
+      <w:r>
+        <w:rPr/>
+        <w:t>Mediano: 100/2, 120/2.</w:t>
       </w:r>
     </w:p>
     <w:p>
@@ -9073,8 +9558,13 @@
           <w:ilvl w:val="0"/>
           <w:numId w:val="21"/>
         </w:numPr>
-      </w:pPr>
-      <w:r>
+        <w:rPr>
+          <w:sz w:val="22"/>
+          <w:szCs w:val="22"/>
+        </w:rPr>
+      </w:pPr>
+      <w:r>
+        <w:rPr/>
         <w:t>Delgado.</w:t>
       </w:r>
     </w:p>
@@ -9085,33 +9575,51 @@
           <w:ilvl w:val="0"/>
           <w:numId w:val="21"/>
         </w:numPr>
-      </w:pPr>
-      <w:r>
+        <w:rPr>
+          <w:sz w:val="22"/>
+          <w:szCs w:val="22"/>
+        </w:rPr>
+      </w:pPr>
+      <w:r>
+        <w:rPr/>
         <w:t>Muy delgado.</w:t>
       </w:r>
     </w:p>
+    <w:p>
+      <w:pPr>
+        <w:pStyle w:val="Normal"/>
+        <w:ind w:left="0"/>
+      </w:pPr>
+    </w:p>
     <w:p/>
     <w:p>
       <w:r>
+        <w:rPr/>
         <w:t>Durante la fabricación del hilo, este recibe estirajes, y la cantidad de estirajes determina su grosor</w:t>
       </w:r>
       <w:r>
+        <w:rPr/>
         <w:t>,</w:t>
       </w:r>
       <w:r>
+        <w:rPr/>
         <w:t xml:space="preserve"> </w:t>
       </w:r>
       <w:r>
+        <w:rPr/>
         <w:t>p</w:t>
       </w:r>
       <w:r>
+        <w:rPr/>
         <w:t>or ejemplo</w:t>
       </w:r>
       <w:r>
+        <w:rPr/>
         <w:t>:</w:t>
       </w:r>
       <w:r>
-        <w:t xml:space="preserve"> en la numeración 40 / 3, el número antes de la barra indica la cantidad de estirajes realizados, mientras que el número después de la barra representa la cantidad de cabos que conforman el hilo.</w:t>
+        <w:rPr/>
+        <w:t xml:space="preserve"> en la numeración 40/3, el número antes de la barra indica la cantidad de estirajes realizados, mientras que el número después de la barra representa la cantidad de cabos que conforman el hilo.</w:t>
       </w:r>
     </w:p>
     <w:p/>
@@ -9200,9 +9708,22 @@
           <w:ilvl w:val="0"/>
           <w:numId w:val="22"/>
         </w:numPr>
-      </w:pPr>
-      <w:r>
-        <w:t>Calibre 20: usado en costuras generales de pantalones, chaquetas o jeans.</w:t>
+        <w:rPr/>
+      </w:pPr>
+      <w:r>
+        <w:rPr/>
+        <w:t xml:space="preserve">Calibre 20: usado en costuras generales de pantalones, chaquetas o </w:t>
+      </w:r>
+      <w:r>
+        <w:rPr>
+          <w:i w:val="1"/>
+          <w:iCs w:val="1"/>
+        </w:rPr>
+        <w:t>jeans</w:t>
+      </w:r>
+      <w:r>
+        <w:rPr/>
+        <w:t>.</w:t>
       </w:r>
     </w:p>
     <w:p>
@@ -9374,7 +9895,15 @@
       </w:pPr>
       <w:r>
         <w:rPr/>
-        <w:t xml:space="preserve">Conteo Inglés (Ne) = </w:t>
+        <w:t xml:space="preserve">Conteo </w:t>
+      </w:r>
+      <w:r>
+        <w:rPr/>
+        <w:t>i</w:t>
+      </w:r>
+      <w:r>
+        <w:rPr/>
+        <w:t xml:space="preserve">nglés (Ne) = </w:t>
       </w:r>
       <w:r>
         <w:rPr/>
@@ -9407,7 +9936,15 @@
       </w:pPr>
       <w:r>
         <w:rPr/>
-        <w:t xml:space="preserve">Conteo Métrico (Nm) = </w:t>
+        <w:t xml:space="preserve">Conteo </w:t>
+      </w:r>
+      <w:r>
+        <w:rPr/>
+        <w:t>m</w:t>
+      </w:r>
+      <w:r>
+        <w:rPr/>
+        <w:t xml:space="preserve">étrico (Nm) = </w:t>
       </w:r>
       <w:r>
         <w:rPr/>
@@ -10561,7 +11098,7 @@
               <w:pStyle w:val="Normal0"/>
               <w:rPr>
                 <w:b w:val="0"/>
-                <w:bCs/>
+                <w:bCs w:val="0"/>
                 <w:sz w:val="20"/>
                 <w:szCs w:val="20"/>
               </w:rPr>
@@ -10569,11 +11106,11 @@
             <w:r>
               <w:rPr>
                 <w:b w:val="0"/>
-                <w:bCs/>
+                <w:bCs w:val="0"/>
                 <w:sz w:val="20"/>
                 <w:szCs w:val="20"/>
               </w:rPr>
-              <w:t>Fibras textiles naturales sustentables y nuevos hábitos de consumo.</w:t>
+              <w:t xml:space="preserve">Fibras </w:t>
             </w:r>
           </w:p>
         </w:tc>
@@ -10710,7 +11247,7 @@
               <w:pStyle w:val="Normal0"/>
               <w:rPr>
                 <w:b w:val="0"/>
-                <w:bCs/>
+                <w:bCs w:val="0"/>
                 <w:sz w:val="20"/>
                 <w:szCs w:val="20"/>
               </w:rPr>
@@ -10718,11 +11255,11 @@
             <w:r>
               <w:rPr>
                 <w:b w:val="0"/>
-                <w:bCs/>
+                <w:bCs w:val="0"/>
                 <w:sz w:val="20"/>
                 <w:szCs w:val="20"/>
               </w:rPr>
-              <w:t>Hilos y sus propiedades.</w:t>
+              <w:t xml:space="preserve">Hilos </w:t>
             </w:r>
           </w:p>
         </w:tc>
@@ -10869,11 +11406,12 @@
                 <w:szCs w:val="20"/>
               </w:rPr>
             </w:pPr>
-            <w:hyperlink w:history="1" r:id="rId26">
+            <w:hyperlink r:id="Ra7db5058cb7248ad">
               <w:r>
                 <w:rPr>
                   <w:rStyle w:val="Hipervnculo"/>
                   <w:b w:val="0"/>
+                  <w:bCs w:val="0"/>
                   <w:sz w:val="20"/>
                   <w:szCs w:val="20"/>
                 </w:rPr>
@@ -11250,7 +11788,7 @@
               <w:pStyle w:val="Normal0"/>
               <w:rPr>
                 <w:b w:val="0"/>
-                <w:bCs/>
+                <w:bCs w:val="0"/>
                 <w:sz w:val="20"/>
                 <w:szCs w:val="20"/>
               </w:rPr>
@@ -11258,33 +11796,51 @@
             <w:r>
               <w:rPr>
                 <w:b w:val="0"/>
-                <w:bCs/>
+                <w:bCs w:val="0"/>
                 <w:sz w:val="20"/>
                 <w:szCs w:val="20"/>
               </w:rPr>
               <w:t xml:space="preserve">fibra sintética altamente elástica, también conocida como </w:t>
             </w:r>
-            <w:proofErr w:type="spellStart"/>
             <w:r>
               <w:rPr>
                 <w:b w:val="0"/>
-                <w:bCs/>
-                <w:i/>
-                <w:iCs/>
+                <w:bCs w:val="0"/>
+                <w:i w:val="1"/>
+                <w:iCs w:val="1"/>
                 <w:sz w:val="20"/>
                 <w:szCs w:val="20"/>
               </w:rPr>
               <w:t>spandex</w:t>
             </w:r>
-            <w:proofErr w:type="spellEnd"/>
             <w:r>
               <w:rPr>
                 <w:b w:val="0"/>
-                <w:bCs/>
+                <w:bCs w:val="0"/>
                 <w:sz w:val="20"/>
                 <w:szCs w:val="20"/>
               </w:rPr>
-              <w:t xml:space="preserve"> o lycra, utilizada en prendas deportivas y ajustadas.</w:t>
+              <w:t xml:space="preserve"> o </w:t>
+            </w:r>
+            <w:r>
+              <w:rPr>
+                <w:b w:val="0"/>
+                <w:bCs w:val="0"/>
+                <w:i w:val="1"/>
+                <w:iCs w:val="1"/>
+                <w:sz w:val="20"/>
+                <w:szCs w:val="20"/>
+              </w:rPr>
+              <w:t>lycra</w:t>
+            </w:r>
+            <w:r>
+              <w:rPr>
+                <w:b w:val="0"/>
+                <w:bCs w:val="0"/>
+                <w:sz w:val="20"/>
+                <w:szCs w:val="20"/>
+              </w:rPr>
+              <w:t>, utilizada en prendas deportivas y ajustadas.</w:t>
             </w:r>
           </w:p>
         </w:tc>
@@ -12242,7 +12798,15 @@
     <w:p>
       <w:r>
         <w:rPr/>
-        <w:t>SENA. (2013). Modistería: hilos y tela. Centro de Gestión de Mercados, logística y TIC´s: Bogotá, Colombia [Versión en línea].</w:t>
+        <w:t xml:space="preserve">SENA. (2013). Modistería: hilos y tela. Centro de Gestión de Mercados, logística y </w:t>
+      </w:r>
+      <w:r>
+        <w:rPr/>
+        <w:t>TIC´s</w:t>
+      </w:r>
+      <w:r>
+        <w:rPr/>
+        <w:t>: Bogotá, Colombia.</w:t>
       </w:r>
     </w:p>
     <w:p w14:noSpellErr="1"/>

--- a/fuentes/CF1_93510381_DI.docx
+++ b/fuentes/CF1_93510381_DI.docx
@@ -10265,6 +10265,7 @@
           <w:tcPr>
             <w:tcW w:w="3320" w:type="dxa"/>
             <w:shd w:val="clear" w:color="auto" w:fill="F2F2F2" w:themeFill="background1" w:themeFillShade="F2"/>
+            <w:tcMar/>
           </w:tcPr>
           <w:p>
             <w:r>
@@ -10276,6 +10277,7 @@
           <w:tcPr>
             <w:tcW w:w="3321" w:type="dxa"/>
             <w:shd w:val="clear" w:color="auto" w:fill="F2F2F2" w:themeFill="background1" w:themeFillShade="F2"/>
+            <w:tcMar/>
           </w:tcPr>
           <w:p>
             <w:r>
@@ -10287,6 +10289,7 @@
           <w:tcPr>
             <w:tcW w:w="3321" w:type="dxa"/>
             <w:shd w:val="clear" w:color="auto" w:fill="F2F2F2" w:themeFill="background1" w:themeFillShade="F2"/>
+            <w:tcMar/>
           </w:tcPr>
           <w:p>
             <w:r>
@@ -10299,6 +10302,7 @@
         <w:tc>
           <w:tcPr>
             <w:tcW w:w="3320" w:type="dxa"/>
+            <w:tcMar/>
           </w:tcPr>
           <w:p>
             <w:r>
@@ -10309,6 +10313,7 @@
         <w:tc>
           <w:tcPr>
             <w:tcW w:w="3321" w:type="dxa"/>
+            <w:tcMar/>
           </w:tcPr>
           <w:p>
             <w:pPr>
@@ -10322,6 +10327,7 @@
         <w:tc>
           <w:tcPr>
             <w:tcW w:w="3321" w:type="dxa"/>
+            <w:tcMar/>
           </w:tcPr>
           <w:p>
             <w:pPr>
@@ -10342,16 +10348,19 @@
         <w:tc>
           <w:tcPr>
             <w:tcW w:w="3320" w:type="dxa"/>
+            <w:tcMar/>
           </w:tcPr>
           <w:p>
             <w:r>
-              <w:t>Tejidos semi pesado</w:t>
+              <w:rPr/>
+              <w:t>Tejidos semipesado</w:t>
             </w:r>
           </w:p>
         </w:tc>
         <w:tc>
           <w:tcPr>
             <w:tcW w:w="3321" w:type="dxa"/>
+            <w:tcMar/>
           </w:tcPr>
           <w:p>
             <w:pPr>
@@ -10365,6 +10374,7 @@
         <w:tc>
           <w:tcPr>
             <w:tcW w:w="3321" w:type="dxa"/>
+            <w:tcMar/>
           </w:tcPr>
           <w:p>
             <w:pPr>
@@ -10385,6 +10395,7 @@
         <w:tc>
           <w:tcPr>
             <w:tcW w:w="3320" w:type="dxa"/>
+            <w:tcMar/>
           </w:tcPr>
           <w:p>
             <w:r>
@@ -10395,6 +10406,7 @@
         <w:tc>
           <w:tcPr>
             <w:tcW w:w="3321" w:type="dxa"/>
+            <w:tcMar/>
           </w:tcPr>
           <w:p>
             <w:pPr>
@@ -10408,6 +10420,7 @@
         <w:tc>
           <w:tcPr>
             <w:tcW w:w="3321" w:type="dxa"/>
+            <w:tcMar/>
           </w:tcPr>
           <w:p>
             <w:pPr>
@@ -12700,21 +12713,23 @@
       </w:r>
     </w:p>
     <w:p>
-      <w:proofErr w:type="spellStart"/>
-      <w:r>
+      <w:r>
+        <w:rPr/>
         <w:t>Coats</w:t>
       </w:r>
-      <w:proofErr w:type="spellEnd"/>
-      <w:r>
+      <w:r>
+        <w:rPr/>
         <w:t xml:space="preserve">. (s.f.). Todo sobre </w:t>
       </w:r>
       <w:r>
+        <w:rPr/>
         <w:t>hilos</w:t>
       </w:r>
       <w:r>
-        <w:t xml:space="preserve">. España. Recuperado de </w:t>
-      </w:r>
-      <w:hyperlink w:history="1" r:id="rId27">
+        <w:rPr/>
+        <w:t xml:space="preserve">. España. </w:t>
+      </w:r>
+      <w:hyperlink r:id="R0193aefbac3e4e77">
         <w:r>
           <w:rPr>
             <w:rStyle w:val="Hipervnculo"/>
@@ -12725,21 +12740,23 @@
     </w:p>
     <w:p/>
     <w:p>
-      <w:proofErr w:type="spellStart"/>
-      <w:r>
+      <w:r>
+        <w:rPr/>
         <w:t>Coats</w:t>
       </w:r>
-      <w:proofErr w:type="spellEnd"/>
-      <w:r>
+      <w:r>
+        <w:rPr/>
         <w:t xml:space="preserve">. (s.f.). Todo sobre </w:t>
       </w:r>
       <w:r>
+        <w:rPr/>
         <w:t>compuestos</w:t>
       </w:r>
       <w:r>
-        <w:t xml:space="preserve">. España. Recuperado de </w:t>
-      </w:r>
-      <w:hyperlink w:history="1" r:id="rId28">
+        <w:rPr/>
+        <w:t xml:space="preserve">. España. </w:t>
+      </w:r>
+      <w:hyperlink r:id="R77b4ef25d6df440f">
         <w:r>
           <w:rPr>
             <w:rStyle w:val="Hipervnculo"/>
@@ -12751,9 +12768,10 @@
     <w:p/>
     <w:p>
       <w:r>
-        <w:t xml:space="preserve">Organización de las Naciones Unidas para la Alimentación y la Agricultura (FAO). (2009). Perfiles de 15 de las principales fibras de origen vegetal y animal. Recuperado de </w:t>
-      </w:r>
-      <w:hyperlink w:history="1" r:id="rId29">
+        <w:rPr/>
+        <w:t xml:space="preserve">Organización de las Naciones Unidas para la Alimentación y la Agricultura (FAO). (2009). Perfiles de 15 de las principales fibras de origen vegetal y animal. </w:t>
+      </w:r>
+      <w:hyperlink r:id="Reac5cea5d5a8451e">
         <w:r>
           <w:rPr>
             <w:rStyle w:val="Hipervnculo"/>
@@ -12764,21 +12782,28 @@
     </w:p>
     <w:p/>
     <w:p>
-      <w:r>
+      <w:pPr>
+        <w:rPr>
+          <w:rStyle w:val="Hipervnculo"/>
+        </w:rPr>
+      </w:pPr>
+      <w:r>
+        <w:rPr/>
         <w:t xml:space="preserve">Carrera </w:t>
       </w:r>
-      <w:proofErr w:type="spellStart"/>
-      <w:r>
+      <w:r>
+        <w:rPr/>
         <w:t>Gallissà</w:t>
       </w:r>
-      <w:proofErr w:type="spellEnd"/>
-      <w:r>
+      <w:r>
+        <w:rPr/>
         <w:t>, E. (2017). Física textil: propiedades físicas para caracterizar la calidad de las fibras textiles.</w:t>
       </w:r>
       <w:r>
-        <w:t xml:space="preserve"> Recuperado de </w:t>
-      </w:r>
-      <w:hyperlink w:history="1" r:id="rId30">
+        <w:rPr/>
+        <w:t xml:space="preserve"> </w:t>
+      </w:r>
+      <w:hyperlink r:id="Rec6663b51b3c496b">
         <w:r>
           <w:rPr>
             <w:rStyle w:val="Hipervnculo"/>
